--- a/public/template_kp_other.docx
+++ b/public/template_kp_other.docx
@@ -22,8 +22,6 @@
         </w:rPr>
         <w:t>Коммерческое предложение</w:t>
       </w:r>
-      <w:bookmarkStart w:id="0" w:name="_GoBack"/>
-      <w:bookmarkEnd w:id="0"/>
     </w:p>
     <w:p>
       <w:pPr>
@@ -174,7 +172,7 @@
                 <w:szCs w:val="24"/>
               </w:rPr>
             </w:pPr>
-            <w:bookmarkStart w:id="1" w:name="_Hlk177739609"/>
+            <w:bookmarkStart w:id="0" w:name="_Hlk177739609"/>
             <w:r>
               <w:rPr>
                 <w:rFonts w:ascii="Times New Roman" w:hAnsi="Times New Roman" w:cs="Times New Roman"/>
@@ -258,28 +256,7 @@
                 <w:rFonts w:ascii="Times New Roman" w:hAnsi="Times New Roman" w:cs="Times New Roman"/>
                 <w:szCs w:val="24"/>
               </w:rPr>
-              <w:t>Ц</w:t>
-            </w:r>
-            <w:r>
-              <w:rPr>
-                <w:rFonts w:ascii="Times New Roman" w:hAnsi="Times New Roman" w:cs="Times New Roman"/>
-                <w:szCs w:val="24"/>
-              </w:rPr>
-              <w:t>ена на проект, руб.</w:t>
-            </w:r>
-            <w:r>
-              <w:rPr>
-                <w:rFonts w:ascii="Times New Roman" w:hAnsi="Times New Roman" w:cs="Times New Roman"/>
-                <w:szCs w:val="24"/>
-              </w:rPr>
-              <w:t xml:space="preserve"> включая </w:t>
-            </w:r>
-            <w:r>
-              <w:rPr>
-                <w:rFonts w:ascii="Times New Roman" w:hAnsi="Times New Roman" w:cs="Times New Roman"/>
-                <w:szCs w:val="24"/>
-              </w:rPr>
-              <w:t>НДС</w:t>
+              <w:t>Цена на проект, руб. включая НДС</w:t>
             </w:r>
           </w:p>
         </w:tc>
@@ -301,33 +278,12 @@
                 <w:rFonts w:ascii="Times New Roman" w:hAnsi="Times New Roman" w:cs="Times New Roman"/>
                 <w:szCs w:val="24"/>
               </w:rPr>
-              <w:t>С</w:t>
-            </w:r>
-            <w:r>
-              <w:rPr>
-                <w:rFonts w:ascii="Times New Roman" w:hAnsi="Times New Roman" w:cs="Times New Roman"/>
-                <w:szCs w:val="24"/>
-              </w:rPr>
-              <w:t xml:space="preserve">умма, руб. </w:t>
-            </w:r>
-            <w:r>
-              <w:rPr>
-                <w:rFonts w:ascii="Times New Roman" w:hAnsi="Times New Roman" w:cs="Times New Roman"/>
-                <w:szCs w:val="24"/>
-              </w:rPr>
-              <w:t>включая</w:t>
-            </w:r>
-            <w:r>
-              <w:rPr>
-                <w:rFonts w:ascii="Times New Roman" w:hAnsi="Times New Roman" w:cs="Times New Roman"/>
-                <w:szCs w:val="24"/>
-              </w:rPr>
-              <w:t xml:space="preserve"> НДС</w:t>
+              <w:t>Сумма, руб. включая НДС</w:t>
             </w:r>
           </w:p>
         </w:tc>
       </w:tr>
-      <w:bookmarkEnd w:id="1"/>
+      <w:bookmarkEnd w:id="0"/>
       <w:tr>
         <w:tblPrEx>
           <w:jc w:val="left"/>
@@ -448,32 +404,10 @@
                 <w:bCs/>
                 <w:lang w:val="en-US"/>
               </w:rPr>
-              <w:t>{</w:t>
+              <w:t>{{MAUFACTURER}}</w:t>
             </w:r>
-            <w:r>
-              <w:rPr>
-                <w:rFonts w:ascii="Times New Roman" w:hAnsi="Times New Roman" w:cs="Times New Roman"/>
-                <w:bCs/>
-                <w:lang w:val="en-US"/>
-              </w:rPr>
-              <w:t>{</w:t>
-            </w:r>
-            <w:r>
-              <w:rPr>
-                <w:rFonts w:ascii="Times New Roman" w:hAnsi="Times New Roman" w:cs="Times New Roman"/>
-                <w:bCs/>
-                <w:lang w:val="en-US"/>
-              </w:rPr>
-              <w:t>MAUFACTURER</w:t>
-            </w:r>
-            <w:r>
-              <w:rPr>
-                <w:rFonts w:ascii="Times New Roman" w:hAnsi="Times New Roman" w:cs="Times New Roman"/>
-                <w:bCs/>
-                <w:lang w:val="en-US"/>
-              </w:rPr>
-              <w:t>}}</w:t>
-            </w:r>
+            <w:bookmarkStart w:id="1" w:name="_GoBack"/>
+            <w:bookmarkEnd w:id="1"/>
           </w:p>
         </w:tc>
         <w:tc>
@@ -2667,7 +2601,7 @@
 </file>
 
 <file path=customXml/itemProps1.xml><?xml version="1.0" encoding="utf-8"?>
-<ds:datastoreItem xmlns:ds="http://schemas.openxmlformats.org/officeDocument/2006/customXml" ds:itemID="{9E72400A-325F-4918-83C9-60031EAD65EB}">
+<ds:datastoreItem xmlns:ds="http://schemas.openxmlformats.org/officeDocument/2006/customXml" ds:itemID="{21CCBC89-4C9B-4D7B-916F-5030ADC6E05B}">
   <ds:schemaRefs>
     <ds:schemaRef ds:uri="http://schemas.openxmlformats.org/officeDocument/2006/bibliography"/>
   </ds:schemaRefs>

--- a/public/template_kp_other.docx
+++ b/public/template_kp_other.docx
@@ -22,6 +22,8 @@
         </w:rPr>
         <w:t>Коммерческое предложение</w:t>
       </w:r>
+      <w:bookmarkStart w:id="0" w:name="_GoBack"/>
+      <w:bookmarkEnd w:id="0"/>
     </w:p>
     <w:p>
       <w:pPr>
@@ -172,7 +174,7 @@
                 <w:szCs w:val="24"/>
               </w:rPr>
             </w:pPr>
-            <w:bookmarkStart w:id="0" w:name="_Hlk177739609"/>
+            <w:bookmarkStart w:id="1" w:name="_Hlk177739609"/>
             <w:r>
               <w:rPr>
                 <w:rFonts w:ascii="Times New Roman" w:hAnsi="Times New Roman" w:cs="Times New Roman"/>
@@ -263,7 +265,6 @@
         <w:tc>
           <w:tcPr>
             <w:tcW w:w="1559" w:type="dxa"/>
-            <w:vAlign w:val="center"/>
           </w:tcPr>
           <w:p>
             <w:pPr>
@@ -283,7 +284,7 @@
           </w:p>
         </w:tc>
       </w:tr>
-      <w:bookmarkEnd w:id="0"/>
+      <w:bookmarkEnd w:id="1"/>
       <w:tr>
         <w:tblPrEx>
           <w:jc w:val="left"/>
@@ -406,8 +407,6 @@
               </w:rPr>
               <w:t>{{MAUFACTURER}}</w:t>
             </w:r>
-            <w:bookmarkStart w:id="1" w:name="_GoBack"/>
-            <w:bookmarkEnd w:id="1"/>
           </w:p>
         </w:tc>
         <w:tc>
@@ -2601,7 +2600,7 @@
 </file>
 
 <file path=customXml/itemProps1.xml><?xml version="1.0" encoding="utf-8"?>
-<ds:datastoreItem xmlns:ds="http://schemas.openxmlformats.org/officeDocument/2006/customXml" ds:itemID="{21CCBC89-4C9B-4D7B-916F-5030ADC6E05B}">
+<ds:datastoreItem xmlns:ds="http://schemas.openxmlformats.org/officeDocument/2006/customXml" ds:itemID="{FFD24C2D-1415-4890-AB31-FC4692A1CB92}">
   <ds:schemaRefs>
     <ds:schemaRef ds:uri="http://schemas.openxmlformats.org/officeDocument/2006/bibliography"/>
   </ds:schemaRefs>

--- a/public/template_kp_other.docx
+++ b/public/template_kp_other.docx
@@ -258,7 +258,44 @@
                 <w:rFonts w:ascii="Times New Roman" w:hAnsi="Times New Roman" w:cs="Times New Roman"/>
                 <w:szCs w:val="24"/>
               </w:rPr>
-              <w:t>Цена на проект, руб. включая НДС</w:t>
+              <w:t>Цена на проект,</w:t>
+            </w:r>
+            <w:r>
+              <w:rPr>
+                <w:rFonts w:ascii="Times New Roman" w:hAnsi="Times New Roman" w:cs="Times New Roman"/>
+                <w:sz w:val="24"/>
+                <w:szCs w:val="24"/>
+              </w:rPr>
+              <w:t xml:space="preserve"> </w:t>
+            </w:r>
+            <w:r>
+              <w:rPr>
+                <w:rFonts w:ascii="Times New Roman" w:hAnsi="Times New Roman" w:cs="Times New Roman"/>
+                <w:szCs w:val="24"/>
+              </w:rPr>
+              <w:t>{{CURRENCY}}</w:t>
+            </w:r>
+            <w:r>
+              <w:rPr>
+                <w:rFonts w:ascii="Times New Roman" w:hAnsi="Times New Roman" w:cs="Times New Roman"/>
+                <w:szCs w:val="24"/>
+              </w:rPr>
+              <w:t xml:space="preserve"> </w:t>
+            </w:r>
+            <w:r>
+              <w:rPr>
+                <w:rFonts w:ascii="Times New Roman" w:hAnsi="Times New Roman" w:cs="Times New Roman"/>
+                <w:szCs w:val="24"/>
+                <w:lang w:val="en-US"/>
+              </w:rPr>
+              <w:t>c</w:t>
+            </w:r>
+            <w:r>
+              <w:rPr>
+                <w:rFonts w:ascii="Times New Roman" w:hAnsi="Times New Roman" w:cs="Times New Roman"/>
+                <w:szCs w:val="24"/>
+              </w:rPr>
+              <w:t xml:space="preserve"> НДС</w:t>
             </w:r>
           </w:p>
         </w:tc>
@@ -279,7 +316,43 @@
                 <w:rFonts w:ascii="Times New Roman" w:hAnsi="Times New Roman" w:cs="Times New Roman"/>
                 <w:szCs w:val="24"/>
               </w:rPr>
-              <w:t>Сумма, руб. включая НДС</w:t>
+              <w:t>Сумма,</w:t>
+            </w:r>
+            <w:r>
+              <w:rPr>
+                <w:rFonts w:ascii="Times New Roman" w:hAnsi="Times New Roman" w:cs="Times New Roman"/>
+                <w:szCs w:val="24"/>
+              </w:rPr>
+              <w:t xml:space="preserve"> </w:t>
+            </w:r>
+            <w:r>
+              <w:rPr>
+                <w:rFonts w:ascii="Times New Roman" w:hAnsi="Times New Roman" w:cs="Times New Roman"/>
+                <w:szCs w:val="24"/>
+              </w:rPr>
+              <w:t>{{CURRENCY}}</w:t>
+            </w:r>
+            <w:r>
+              <w:rPr>
+                <w:rFonts w:ascii="Times New Roman" w:hAnsi="Times New Roman" w:cs="Times New Roman"/>
+                <w:szCs w:val="24"/>
+              </w:rPr>
+              <w:t xml:space="preserve"> </w:t>
+            </w:r>
+            <w:r>
+              <w:rPr>
+                <w:rFonts w:ascii="Times New Roman" w:hAnsi="Times New Roman" w:cs="Times New Roman"/>
+                <w:szCs w:val="24"/>
+                <w:lang w:val="en-US"/>
+              </w:rPr>
+              <w:t>c</w:t>
+            </w:r>
+            <w:r>
+              <w:rPr>
+                <w:rFonts w:ascii="Times New Roman" w:hAnsi="Times New Roman" w:cs="Times New Roman"/>
+                <w:szCs w:val="24"/>
+              </w:rPr>
+              <w:t xml:space="preserve"> НДС</w:t>
             </w:r>
           </w:p>
         </w:tc>
@@ -2600,7 +2673,7 @@
 </file>
 
 <file path=customXml/itemProps1.xml><?xml version="1.0" encoding="utf-8"?>
-<ds:datastoreItem xmlns:ds="http://schemas.openxmlformats.org/officeDocument/2006/customXml" ds:itemID="{FFD24C2D-1415-4890-AB31-FC4692A1CB92}">
+<ds:datastoreItem xmlns:ds="http://schemas.openxmlformats.org/officeDocument/2006/customXml" ds:itemID="{164E2849-E12D-44C9-9F2A-45A25E06AED2}">
   <ds:schemaRefs>
     <ds:schemaRef ds:uri="http://schemas.openxmlformats.org/officeDocument/2006/bibliography"/>
   </ds:schemaRefs>

--- a/public/template_kp_other.docx
+++ b/public/template_kp_other.docx
@@ -22,8 +22,6 @@
         </w:rPr>
         <w:t>Коммерческое предложение</w:t>
       </w:r>
-      <w:bookmarkStart w:id="0" w:name="_GoBack"/>
-      <w:bookmarkEnd w:id="0"/>
     </w:p>
     <w:p>
       <w:pPr>
@@ -174,7 +172,7 @@
                 <w:szCs w:val="24"/>
               </w:rPr>
             </w:pPr>
-            <w:bookmarkStart w:id="1" w:name="_Hlk177739609"/>
+            <w:bookmarkStart w:id="0" w:name="_Hlk177739609"/>
             <w:r>
               <w:rPr>
                 <w:rFonts w:ascii="Times New Roman" w:hAnsi="Times New Roman" w:cs="Times New Roman"/>
@@ -258,7 +256,7 @@
                 <w:rFonts w:ascii="Times New Roman" w:hAnsi="Times New Roman" w:cs="Times New Roman"/>
                 <w:szCs w:val="24"/>
               </w:rPr>
-              <w:t>Цена на проект,</w:t>
+              <w:t>Цена на проект</w:t>
             </w:r>
             <w:r>
               <w:rPr>
@@ -271,9 +269,24 @@
             <w:r>
               <w:rPr>
                 <w:rFonts w:ascii="Times New Roman" w:hAnsi="Times New Roman" w:cs="Times New Roman"/>
+                <w:sz w:val="24"/>
+                <w:szCs w:val="24"/>
+              </w:rPr>
+              <w:t>(</w:t>
+            </w:r>
+            <w:r>
+              <w:rPr>
+                <w:rFonts w:ascii="Times New Roman" w:hAnsi="Times New Roman" w:cs="Times New Roman"/>
                 <w:szCs w:val="24"/>
               </w:rPr>
               <w:t>{{CURRENCY}}</w:t>
+            </w:r>
+            <w:r>
+              <w:rPr>
+                <w:rFonts w:ascii="Times New Roman" w:hAnsi="Times New Roman" w:cs="Times New Roman"/>
+                <w:szCs w:val="24"/>
+              </w:rPr>
+              <w:t>)</w:t>
             </w:r>
             <w:r>
               <w:rPr>
@@ -330,8 +343,24 @@
                 <w:rFonts w:ascii="Times New Roman" w:hAnsi="Times New Roman" w:cs="Times New Roman"/>
                 <w:szCs w:val="24"/>
               </w:rPr>
+              <w:t>(</w:t>
+            </w:r>
+            <w:r>
+              <w:rPr>
+                <w:rFonts w:ascii="Times New Roman" w:hAnsi="Times New Roman" w:cs="Times New Roman"/>
+                <w:szCs w:val="24"/>
+              </w:rPr>
               <w:t>{{CURRENCY}}</w:t>
             </w:r>
+            <w:r>
+              <w:rPr>
+                <w:rFonts w:ascii="Times New Roman" w:hAnsi="Times New Roman" w:cs="Times New Roman"/>
+                <w:szCs w:val="24"/>
+              </w:rPr>
+              <w:t>)</w:t>
+            </w:r>
+            <w:bookmarkStart w:id="1" w:name="_GoBack"/>
+            <w:bookmarkEnd w:id="1"/>
             <w:r>
               <w:rPr>
                 <w:rFonts w:ascii="Times New Roman" w:hAnsi="Times New Roman" w:cs="Times New Roman"/>
@@ -357,7 +386,7 @@
           </w:p>
         </w:tc>
       </w:tr>
-      <w:bookmarkEnd w:id="1"/>
+      <w:bookmarkEnd w:id="0"/>
       <w:tr>
         <w:tblPrEx>
           <w:jc w:val="left"/>
@@ -2673,7 +2702,7 @@
 </file>
 
 <file path=customXml/itemProps1.xml><?xml version="1.0" encoding="utf-8"?>
-<ds:datastoreItem xmlns:ds="http://schemas.openxmlformats.org/officeDocument/2006/customXml" ds:itemID="{164E2849-E12D-44C9-9F2A-45A25E06AED2}">
+<ds:datastoreItem xmlns:ds="http://schemas.openxmlformats.org/officeDocument/2006/customXml" ds:itemID="{A9CA4913-E87B-40B3-ABA6-87BF0B1E6747}">
   <ds:schemaRefs>
     <ds:schemaRef ds:uri="http://schemas.openxmlformats.org/officeDocument/2006/bibliography"/>
   </ds:schemaRefs>

--- a/public/template_kp_other.docx
+++ b/public/template_kp_other.docx
@@ -359,8 +359,6 @@
               </w:rPr>
               <w:t>)</w:t>
             </w:r>
-            <w:bookmarkStart w:id="1" w:name="_GoBack"/>
-            <w:bookmarkEnd w:id="1"/>
             <w:r>
               <w:rPr>
                 <w:rFonts w:ascii="Times New Roman" w:hAnsi="Times New Roman" w:cs="Times New Roman"/>
@@ -1020,16 +1018,20 @@
     <w:p>
       <w:pPr>
         <w:spacing w:after="0"/>
-        <w:ind w:right="-709"/>
-        <w:rPr>
-          <w:rFonts w:ascii="Times New Roman" w:hAnsi="Times New Roman" w:cs="Times New Roman"/>
-        </w:rPr>
-      </w:pPr>
+        <w:rPr>
+          <w:rFonts w:ascii="Times New Roman" w:hAnsi="Times New Roman" w:cs="Times New Roman"/>
+        </w:rPr>
+      </w:pPr>
+      <w:r>
+        <w:t>{{CURRENCY_NOTE}}</w:t>
+      </w:r>
+      <w:bookmarkStart w:id="1" w:name="_GoBack"/>
+      <w:bookmarkEnd w:id="1"/>
     </w:p>
     <w:p>
       <w:pPr>
         <w:spacing w:after="0"/>
-        <w:ind w:left="-709" w:right="-709"/>
+        <w:ind w:right="-709"/>
         <w:rPr>
           <w:rFonts w:ascii="Times New Roman" w:hAnsi="Times New Roman" w:cs="Times New Roman"/>
         </w:rPr>
@@ -1038,16 +1040,30 @@
     <w:p>
       <w:pPr>
         <w:spacing w:after="0"/>
-      </w:pPr>
-      <w:r>
-        <w:rPr>
-          <w:rFonts w:ascii="Times New Roman" w:hAnsi="Times New Roman" w:cs="Times New Roman"/>
-        </w:rPr>
-        <w:t>С уважением,</w:t>
-      </w:r>
-      <w:r>
-        <w:rPr>
-          <w:rFonts w:ascii="Times New Roman" w:hAnsi="Times New Roman" w:cs="Times New Roman"/>
+        <w:ind w:left="-709" w:right="-709"/>
+        <w:rPr>
+          <w:rFonts w:ascii="Times New Roman" w:hAnsi="Times New Roman" w:cs="Times New Roman"/>
+        </w:rPr>
+      </w:pPr>
+    </w:p>
+    <w:p>
+      <w:pPr>
+        <w:spacing w:after="0"/>
+        <w:rPr>
+          <w:rFonts w:ascii="Times New Roman" w:hAnsi="Times New Roman" w:cs="Times New Roman"/>
+          <w:lang w:val="en-US"/>
+        </w:rPr>
+      </w:pPr>
+      <w:r>
+        <w:rPr>
+          <w:rFonts w:ascii="Times New Roman" w:hAnsi="Times New Roman" w:cs="Times New Roman"/>
+        </w:rPr>
+        <w:t>С</w:t>
+      </w:r>
+      <w:r>
+        <w:rPr>
+          <w:rFonts w:ascii="Times New Roman" w:hAnsi="Times New Roman" w:cs="Times New Roman"/>
+          <w:lang w:val="en-US"/>
         </w:rPr>
         <w:t xml:space="preserve"> </w:t>
       </w:r>
@@ -1055,57 +1071,49 @@
         <w:rPr>
           <w:rFonts w:ascii="Times New Roman" w:hAnsi="Times New Roman" w:cs="Times New Roman"/>
         </w:rPr>
-        <w:t>Диляра</w:t>
-      </w:r>
-      <w:r>
-        <w:rPr>
-          <w:rFonts w:ascii="Times New Roman" w:hAnsi="Times New Roman" w:cs="Times New Roman"/>
+        <w:t>уважением</w:t>
+      </w:r>
+      <w:r>
+        <w:rPr>
+          <w:rFonts w:ascii="Times New Roman" w:hAnsi="Times New Roman" w:cs="Times New Roman"/>
+          <w:lang w:val="en-US"/>
+        </w:rPr>
+        <w:t>,</w:t>
+      </w:r>
+      <w:r>
+        <w:rPr>
+          <w:rFonts w:ascii="Times New Roman" w:hAnsi="Times New Roman" w:cs="Times New Roman"/>
+          <w:lang w:val="en-US"/>
         </w:rPr>
         <w:t xml:space="preserve"> </w:t>
       </w:r>
-      <w:proofErr w:type="spellStart"/>
-      <w:r>
-        <w:rPr>
-          <w:rFonts w:ascii="Times New Roman" w:hAnsi="Times New Roman" w:cs="Times New Roman"/>
-        </w:rPr>
-        <w:t>Аухадуллина</w:t>
-      </w:r>
-      <w:proofErr w:type="spellEnd"/>
-      <w:r>
-        <w:rPr>
-          <w:rFonts w:ascii="Times New Roman" w:hAnsi="Times New Roman" w:cs="Times New Roman"/>
+      <w:r>
+        <w:rPr>
+          <w:rFonts w:ascii="Times New Roman" w:hAnsi="Times New Roman" w:cs="Times New Roman"/>
+          <w:lang w:val="en-US"/>
+        </w:rPr>
+        <w:t>{{KP_SELLER</w:t>
+      </w:r>
+      <w:r>
+        <w:rPr>
+          <w:rFonts w:ascii="Times New Roman" w:hAnsi="Times New Roman" w:cs="Times New Roman"/>
+          <w:lang w:val="en-US"/>
+        </w:rPr>
+        <w:t>_LEGAL_ENTITY_DIRECTOR}}</w:t>
+      </w:r>
+      <w:r>
+        <w:rPr>
+          <w:rFonts w:ascii="Times New Roman" w:hAnsi="Times New Roman" w:cs="Times New Roman"/>
+          <w:lang w:val="en-US"/>
         </w:rPr>
         <w:t xml:space="preserve">, </w:t>
       </w:r>
       <w:r>
-        <w:t>+7</w:t>
-      </w:r>
-      <w:r>
-        <w:t> </w:t>
-      </w:r>
-      <w:r>
-        <w:t>9</w:t>
-      </w:r>
-      <w:r>
-        <w:t>8</w:t>
-      </w:r>
-      <w:r>
-        <w:t>7 </w:t>
-      </w:r>
-      <w:r>
-        <w:t>175</w:t>
-      </w:r>
-      <w:r>
-        <w:t xml:space="preserve"> </w:t>
-      </w:r>
-      <w:r>
-        <w:t>00</w:t>
-      </w:r>
-      <w:r>
-        <w:t xml:space="preserve"> </w:t>
-      </w:r>
-      <w:r>
-        <w:t>01</w:t>
+        <w:rPr>
+          <w:rFonts w:ascii="Times New Roman" w:hAnsi="Times New Roman" w:cs="Times New Roman"/>
+          <w:lang w:val="en-US"/>
+        </w:rPr>
+        <w:t>{{KP_SELLER_LEGAL_ENTITY_DIRECTOR_PHONE}}</w:t>
       </w:r>
     </w:p>
     <w:p>
@@ -1177,8 +1185,7 @@
 <w:ftr xmlns:wpc="http://schemas.microsoft.com/office/word/2010/wordprocessingCanvas" xmlns:cx="http://schemas.microsoft.com/office/drawing/2014/chartex" xmlns:cx1="http://schemas.microsoft.com/office/drawing/2015/9/8/chartex" xmlns:cx2="http://schemas.microsoft.com/office/drawing/2015/10/21/chartex" xmlns:cx3="http://schemas.microsoft.com/office/drawing/2016/5/9/chartex" xmlns:cx4="http://schemas.microsoft.com/office/drawing/2016/5/10/chartex" xmlns:cx5="http://schemas.microsoft.com/office/drawing/2016/5/11/chartex" xmlns:cx6="http://schemas.microsoft.com/office/drawing/2016/5/12/chartex" xmlns:cx7="http://schemas.microsoft.com/office/drawing/2016/5/13/chartex" xmlns:cx8="http://schemas.microsoft.com/office/drawing/2016/5/14/chartex" xmlns:mc="http://schemas.openxmlformats.org/markup-compatibility/2006" xmlns:aink="http://schemas.microsoft.com/office/drawing/2016/ink" xmlns:am3d="http://schemas.microsoft.com/office/drawing/2017/model3d" xmlns:o="urn:schemas-microsoft-com:office:office" xmlns:r="http://schemas.openxmlformats.org/officeDocument/2006/relationships" xmlns:m="http://schemas.openxmlformats.org/officeDocument/2006/math" xmlns:v="urn:schemas-microsoft-com:vml" xmlns:wp14="http://schemas.microsoft.com/office/word/2010/wordprocessingDrawing" xmlns:wp="http://schemas.openxmlformats.org/drawingml/2006/wordprocessingDrawing" xmlns:w10="urn:schemas-microsoft-com:office:word" xmlns:w="http://schemas.openxmlformats.org/wordprocessingml/2006/main" xmlns:w14="http://schemas.microsoft.com/office/word/2010/wordml" xmlns:w15="http://schemas.microsoft.com/office/word/2012/wordml" xmlns:w16cid="http://schemas.microsoft.com/office/word/2016/wordml/cid" xmlns:w16se="http://schemas.microsoft.com/office/word/2015/wordml/symex" xmlns:wpg="http://schemas.microsoft.com/office/word/2010/wordprocessingGroup" xmlns:wpi="http://schemas.microsoft.com/office/word/2010/wordprocessingInk" xmlns:wne="http://schemas.microsoft.com/office/word/2006/wordml" xmlns:wps="http://schemas.microsoft.com/office/word/2010/wordprocessingShape" mc:Ignorable="w14 w15 w16se w16cid wp14">
   <w:p>
     <w:pPr>
-      <w:pStyle w:val="a6"/>
-      <w:ind w:left="-709"/>
+      <w:pStyle w:val="a8"/>
       <w:jc w:val="center"/>
       <w:rPr>
         <w:rFonts w:ascii="Times New Roman" w:hAnsi="Times New Roman" w:cs="Times New Roman"/>
@@ -1194,7 +1201,7 @@
         <w:szCs w:val="20"/>
         <w:lang w:val="en-US"/>
       </w:rPr>
-      <w:t>{{KP_SELLER_LEGAL_ENTITY}}</w:t>
+      <w:t xml:space="preserve">{{KP_SELLER_LEGAL_ENTITY}}, </w:t>
     </w:r>
     <w:r>
       <w:rPr>
@@ -1203,17 +1210,20 @@
         <w:szCs w:val="20"/>
         <w:lang w:val="en-US"/>
       </w:rPr>
-      <w:t xml:space="preserve"> {{KP_SELLER_LEGAL_ENTITY</w:t>
+      <w:t>{{KP_SELLER_LEGAL_ENTITY_ADDRESS}}</w:t>
     </w:r>
-    <w:r>
+  </w:p>
+  <w:p>
+    <w:pPr>
+      <w:pStyle w:val="a8"/>
+      <w:jc w:val="center"/>
       <w:rPr>
         <w:rFonts w:ascii="Times New Roman" w:hAnsi="Times New Roman" w:cs="Times New Roman"/>
         <w:sz w:val="20"/>
         <w:szCs w:val="20"/>
         <w:lang w:val="en-US"/>
       </w:rPr>
-      <w:t>_ADDRESS</w:t>
-    </w:r>
+    </w:pPr>
     <w:r>
       <w:rPr>
         <w:rFonts w:ascii="Times New Roman" w:hAnsi="Times New Roman" w:cs="Times New Roman"/>
@@ -1221,7 +1231,91 @@
         <w:szCs w:val="20"/>
         <w:lang w:val="en-US"/>
       </w:rPr>
-      <w:t>}}</w:t>
+      <w:t>{{KP_SELLER_LEGAL_ENTITY_OGRN_OKPO}}, {{KP_SELLER_LEGAL_ENTITY_INN_KPP}}</w:t>
+    </w:r>
+  </w:p>
+  <w:p>
+    <w:pPr>
+      <w:pStyle w:val="a8"/>
+      <w:jc w:val="center"/>
+      <w:rPr>
+        <w:rFonts w:ascii="Times New Roman" w:hAnsi="Times New Roman" w:cs="Times New Roman"/>
+        <w:sz w:val="20"/>
+        <w:szCs w:val="20"/>
+        <w:lang w:val="en-US"/>
+      </w:rPr>
+    </w:pPr>
+    <w:r>
+      <w:rPr>
+        <w:rFonts w:ascii="Times New Roman" w:hAnsi="Times New Roman" w:cs="Times New Roman"/>
+        <w:sz w:val="20"/>
+        <w:szCs w:val="20"/>
+        <w:lang w:val="en-US"/>
+      </w:rPr>
+      <w:t>{{KP_SELLER_LEGAL_ENTITY_BANK_DETAILS}}</w:t>
+    </w:r>
+  </w:p>
+  <w:p>
+    <w:pPr>
+      <w:pStyle w:val="a8"/>
+      <w:jc w:val="center"/>
+      <w:rPr>
+        <w:rFonts w:ascii="Times New Roman" w:hAnsi="Times New Roman" w:cs="Times New Roman"/>
+        <w:sz w:val="20"/>
+        <w:szCs w:val="20"/>
+        <w:lang w:val="en-US"/>
+      </w:rPr>
+    </w:pPr>
+    <w:r>
+      <w:rPr>
+        <w:rFonts w:ascii="Times New Roman" w:hAnsi="Times New Roman" w:cs="Times New Roman"/>
+        <w:sz w:val="20"/>
+        <w:szCs w:val="20"/>
+      </w:rPr>
+      <w:t>Генеральный</w:t>
+    </w:r>
+    <w:r>
+      <w:rPr>
+        <w:rFonts w:ascii="Times New Roman" w:hAnsi="Times New Roman" w:cs="Times New Roman"/>
+        <w:sz w:val="20"/>
+        <w:szCs w:val="20"/>
+        <w:lang w:val="en-US"/>
+      </w:rPr>
+      <w:t xml:space="preserve"> </w:t>
+    </w:r>
+    <w:r>
+      <w:rPr>
+        <w:rFonts w:ascii="Times New Roman" w:hAnsi="Times New Roman" w:cs="Times New Roman"/>
+        <w:sz w:val="20"/>
+        <w:szCs w:val="20"/>
+      </w:rPr>
+      <w:t>директор</w:t>
+    </w:r>
+    <w:r>
+      <w:rPr>
+        <w:rFonts w:ascii="Times New Roman" w:hAnsi="Times New Roman" w:cs="Times New Roman"/>
+        <w:sz w:val="20"/>
+        <w:szCs w:val="20"/>
+        <w:lang w:val="en-US"/>
+      </w:rPr>
+      <w:t xml:space="preserve"> {{KP_SELLER_LEGAL_ENTITY_DIRECTOR}}, </w:t>
+    </w:r>
+    <w:r>
+      <w:rPr>
+        <w:rFonts w:ascii="Times New Roman" w:hAnsi="Times New Roman" w:cs="Times New Roman"/>
+        <w:sz w:val="20"/>
+        <w:szCs w:val="20"/>
+      </w:rPr>
+      <w:t>Тел</w:t>
+    </w:r>
+    <w:r>
+      <w:rPr>
+        <w:rFonts w:ascii="Times New Roman" w:hAnsi="Times New Roman" w:cs="Times New Roman"/>
+        <w:sz w:val="20"/>
+        <w:szCs w:val="20"/>
+        <w:lang w:val="en-US"/>
+      </w:rPr>
+      <w:t>. {{KP_SELLER_LEGAL_ENTITY_DIRECTOR_PHONE}}</w:t>
     </w:r>
   </w:p>
   <w:p>
@@ -2702,7 +2796,7 @@
 </file>
 
 <file path=customXml/itemProps1.xml><?xml version="1.0" encoding="utf-8"?>
-<ds:datastoreItem xmlns:ds="http://schemas.openxmlformats.org/officeDocument/2006/customXml" ds:itemID="{A9CA4913-E87B-40B3-ABA6-87BF0B1E6747}">
+<ds:datastoreItem xmlns:ds="http://schemas.openxmlformats.org/officeDocument/2006/customXml" ds:itemID="{EBE83105-AB8D-4731-9FB1-73A537E9D9EC}">
   <ds:schemaRefs>
     <ds:schemaRef ds:uri="http://schemas.openxmlformats.org/officeDocument/2006/bibliography"/>
   </ds:schemaRefs>

--- a/public/template_kp_other.docx
+++ b/public/template_kp_other.docx
@@ -1020,13 +1020,15 @@
         <w:spacing w:after="0"/>
         <w:rPr>
           <w:rFonts w:ascii="Times New Roman" w:hAnsi="Times New Roman" w:cs="Times New Roman"/>
-        </w:rPr>
-      </w:pPr>
-      <w:r>
+          <w:lang w:val="en-US"/>
+        </w:rPr>
+      </w:pPr>
+      <w:r>
+        <w:rPr>
+          <w:lang w:val="en-US"/>
+        </w:rPr>
         <w:t>{{CURRENCY_NOTE}}</w:t>
       </w:r>
-      <w:bookmarkStart w:id="1" w:name="_GoBack"/>
-      <w:bookmarkEnd w:id="1"/>
     </w:p>
     <w:p>
       <w:pPr>
@@ -1034,6 +1036,7 @@
         <w:ind w:right="-709"/>
         <w:rPr>
           <w:rFonts w:ascii="Times New Roman" w:hAnsi="Times New Roman" w:cs="Times New Roman"/>
+          <w:lang w:val="en-US"/>
         </w:rPr>
       </w:pPr>
     </w:p>
@@ -1043,6 +1046,7 @@
         <w:ind w:left="-709" w:right="-709"/>
         <w:rPr>
           <w:rFonts w:ascii="Times New Roman" w:hAnsi="Times New Roman" w:cs="Times New Roman"/>
+          <w:lang w:val="en-US"/>
         </w:rPr>
       </w:pPr>
     </w:p>
@@ -1145,8 +1149,12 @@
       </w:pPr>
     </w:p>
     <w:sectPr>
-      <w:headerReference w:type="default" r:id="rId8"/>
-      <w:footerReference w:type="default" r:id="rId9"/>
+      <w:headerReference w:type="even" r:id="rId8"/>
+      <w:headerReference w:type="default" r:id="rId9"/>
+      <w:footerReference w:type="even" r:id="rId10"/>
+      <w:footerReference w:type="default" r:id="rId11"/>
+      <w:headerReference w:type="first" r:id="rId12"/>
+      <w:footerReference w:type="first" r:id="rId13"/>
       <w:pgSz w:w="11906" w:h="16838"/>
       <w:pgMar w:top="1134" w:right="1416" w:bottom="1134" w:left="1701" w:header="426" w:footer="708" w:gutter="0"/>
       <w:cols w:space="708"/>
@@ -1186,147 +1194,166 @@
   <w:p>
     <w:pPr>
       <w:pStyle w:val="a8"/>
-      <w:jc w:val="center"/>
-      <w:rPr>
-        <w:rFonts w:ascii="Times New Roman" w:hAnsi="Times New Roman" w:cs="Times New Roman"/>
-        <w:sz w:val="20"/>
-        <w:szCs w:val="20"/>
-        <w:lang w:val="en-US"/>
-      </w:rPr>
     </w:pPr>
-    <w:r>
-      <w:rPr>
-        <w:rFonts w:ascii="Times New Roman" w:hAnsi="Times New Roman" w:cs="Times New Roman"/>
-        <w:sz w:val="20"/>
-        <w:szCs w:val="20"/>
-        <w:lang w:val="en-US"/>
-      </w:rPr>
-      <w:t xml:space="preserve">{{KP_SELLER_LEGAL_ENTITY}}, </w:t>
-    </w:r>
-    <w:r>
-      <w:rPr>
-        <w:rFonts w:ascii="Times New Roman" w:hAnsi="Times New Roman" w:cs="Times New Roman"/>
-        <w:sz w:val="20"/>
-        <w:szCs w:val="20"/>
-        <w:lang w:val="en-US"/>
-      </w:rPr>
-      <w:t>{{KP_SELLER_LEGAL_ENTITY_ADDRESS}}</w:t>
-    </w:r>
   </w:p>
+</w:ftr>
+</file>
+
+<file path=word/footer2.xml><?xml version="1.0" encoding="utf-8"?>
+<w:ftr xmlns:wpc="http://schemas.microsoft.com/office/word/2010/wordprocessingCanvas" xmlns:cx="http://schemas.microsoft.com/office/drawing/2014/chartex" xmlns:cx1="http://schemas.microsoft.com/office/drawing/2015/9/8/chartex" xmlns:cx2="http://schemas.microsoft.com/office/drawing/2015/10/21/chartex" xmlns:cx3="http://schemas.microsoft.com/office/drawing/2016/5/9/chartex" xmlns:cx4="http://schemas.microsoft.com/office/drawing/2016/5/10/chartex" xmlns:cx5="http://schemas.microsoft.com/office/drawing/2016/5/11/chartex" xmlns:cx6="http://schemas.microsoft.com/office/drawing/2016/5/12/chartex" xmlns:cx7="http://schemas.microsoft.com/office/drawing/2016/5/13/chartex" xmlns:cx8="http://schemas.microsoft.com/office/drawing/2016/5/14/chartex" xmlns:mc="http://schemas.openxmlformats.org/markup-compatibility/2006" xmlns:aink="http://schemas.microsoft.com/office/drawing/2016/ink" xmlns:am3d="http://schemas.microsoft.com/office/drawing/2017/model3d" xmlns:o="urn:schemas-microsoft-com:office:office" xmlns:r="http://schemas.openxmlformats.org/officeDocument/2006/relationships" xmlns:m="http://schemas.openxmlformats.org/officeDocument/2006/math" xmlns:v="urn:schemas-microsoft-com:vml" xmlns:wp14="http://schemas.microsoft.com/office/word/2010/wordprocessingDrawing" xmlns:wp="http://schemas.openxmlformats.org/drawingml/2006/wordprocessingDrawing" xmlns:w10="urn:schemas-microsoft-com:office:word" xmlns:w="http://schemas.openxmlformats.org/wordprocessingml/2006/main" xmlns:w14="http://schemas.microsoft.com/office/word/2010/wordml" xmlns:w15="http://schemas.microsoft.com/office/word/2012/wordml" xmlns:w16cid="http://schemas.microsoft.com/office/word/2016/wordml/cid" xmlns:w16se="http://schemas.microsoft.com/office/word/2015/wordml/symex" xmlns:wpg="http://schemas.microsoft.com/office/word/2010/wordprocessingGroup" xmlns:wpi="http://schemas.microsoft.com/office/word/2010/wordprocessingInk" xmlns:wne="http://schemas.microsoft.com/office/word/2006/wordml" xmlns:wps="http://schemas.microsoft.com/office/word/2010/wordprocessingShape" mc:Ignorable="w14 w15 w16se w16cid wp14">
   <w:p>
     <w:pPr>
       <w:pStyle w:val="a8"/>
       <w:jc w:val="center"/>
       <w:rPr>
         <w:rFonts w:ascii="Times New Roman" w:hAnsi="Times New Roman" w:cs="Times New Roman"/>
-        <w:sz w:val="20"/>
-        <w:szCs w:val="20"/>
+        <w:sz w:val="16"/>
+        <w:szCs w:val="16"/>
         <w:lang w:val="en-US"/>
       </w:rPr>
     </w:pPr>
+    <w:bookmarkStart w:id="1" w:name="_GoBack"/>
     <w:r>
       <w:rPr>
         <w:rFonts w:ascii="Times New Roman" w:hAnsi="Times New Roman" w:cs="Times New Roman"/>
-        <w:sz w:val="20"/>
-        <w:szCs w:val="20"/>
+        <w:sz w:val="16"/>
+        <w:szCs w:val="16"/>
+        <w:lang w:val="en-US"/>
+      </w:rPr>
+      <w:t>{{KP_SELLER_LEGAL_ENTITY}}, {{KP_SELLER_LEGAL_ENTITY_ADDRESS}}</w:t>
+    </w:r>
+    <w:r>
+      <w:rPr>
+        <w:rFonts w:ascii="Times New Roman" w:hAnsi="Times New Roman" w:cs="Times New Roman"/>
+        <w:sz w:val="16"/>
+        <w:szCs w:val="16"/>
+        <w:lang w:val="en-US"/>
+      </w:rPr>
+      <w:br/>
+    </w:r>
+    <w:r>
+      <w:rPr>
+        <w:rFonts w:ascii="Times New Roman" w:hAnsi="Times New Roman" w:cs="Times New Roman"/>
+        <w:sz w:val="16"/>
+        <w:szCs w:val="16"/>
         <w:lang w:val="en-US"/>
       </w:rPr>
       <w:t>{{KP_SELLER_LEGAL_ENTITY_OGRN_OKPO}}, {{KP_SELLER_LEGAL_ENTITY_INN_KPP}}</w:t>
     </w:r>
+    <w:r>
+      <w:rPr>
+        <w:rFonts w:ascii="Times New Roman" w:hAnsi="Times New Roman" w:cs="Times New Roman"/>
+        <w:sz w:val="16"/>
+        <w:szCs w:val="16"/>
+        <w:lang w:val="en-US"/>
+      </w:rPr>
+      <w:br/>
+    </w:r>
+    <w:r>
+      <w:rPr>
+        <w:rFonts w:ascii="Times New Roman" w:hAnsi="Times New Roman" w:cs="Times New Roman"/>
+        <w:sz w:val="16"/>
+        <w:szCs w:val="16"/>
+        <w:lang w:val="en-US"/>
+      </w:rPr>
+      <w:t>{{KP_SELLER_LEGAL_ENTITY_BANK_DETAILS}}</w:t>
+    </w:r>
+    <w:r>
+      <w:rPr>
+        <w:rFonts w:ascii="Times New Roman" w:hAnsi="Times New Roman" w:cs="Times New Roman"/>
+        <w:sz w:val="16"/>
+        <w:szCs w:val="16"/>
+        <w:lang w:val="en-US"/>
+      </w:rPr>
+      <w:br/>
+    </w:r>
+    <w:r>
+      <w:rPr>
+        <w:rFonts w:ascii="Times New Roman" w:hAnsi="Times New Roman" w:cs="Times New Roman"/>
+        <w:sz w:val="16"/>
+        <w:szCs w:val="16"/>
+      </w:rPr>
+      <w:t>Генеральный</w:t>
+    </w:r>
+    <w:r>
+      <w:rPr>
+        <w:rFonts w:ascii="Times New Roman" w:hAnsi="Times New Roman" w:cs="Times New Roman"/>
+        <w:sz w:val="16"/>
+        <w:szCs w:val="16"/>
+        <w:lang w:val="en-US"/>
+      </w:rPr>
+      <w:t xml:space="preserve"> </w:t>
+    </w:r>
+    <w:r>
+      <w:rPr>
+        <w:rFonts w:ascii="Times New Roman" w:hAnsi="Times New Roman" w:cs="Times New Roman"/>
+        <w:sz w:val="16"/>
+        <w:szCs w:val="16"/>
+      </w:rPr>
+      <w:t>директор</w:t>
+    </w:r>
+    <w:r>
+      <w:rPr>
+        <w:rFonts w:ascii="Times New Roman" w:hAnsi="Times New Roman" w:cs="Times New Roman"/>
+        <w:sz w:val="16"/>
+        <w:szCs w:val="16"/>
+        <w:lang w:val="en-US"/>
+      </w:rPr>
+      <w:t xml:space="preserve"> {{KP_SELLER_LEGAL_ENTITY_DIRECTOR}}, </w:t>
+    </w:r>
+    <w:r>
+      <w:rPr>
+        <w:rFonts w:ascii="Times New Roman" w:hAnsi="Times New Roman" w:cs="Times New Roman"/>
+        <w:sz w:val="16"/>
+        <w:szCs w:val="16"/>
+      </w:rPr>
+      <w:t>Т</w:t>
+    </w:r>
+    <w:r>
+      <w:rPr>
+        <w:rFonts w:ascii="Times New Roman" w:hAnsi="Times New Roman" w:cs="Times New Roman"/>
+        <w:sz w:val="16"/>
+        <w:szCs w:val="16"/>
+      </w:rPr>
+      <w:t>ел</w:t>
+    </w:r>
+    <w:r>
+      <w:rPr>
+        <w:rFonts w:ascii="Times New Roman" w:hAnsi="Times New Roman" w:cs="Times New Roman"/>
+        <w:sz w:val="16"/>
+        <w:szCs w:val="16"/>
+        <w:lang w:val="en-US"/>
+      </w:rPr>
+      <w:t>.</w:t>
+    </w:r>
+    <w:r>
+      <w:rPr>
+        <w:rFonts w:ascii="Times New Roman" w:hAnsi="Times New Roman" w:cs="Times New Roman"/>
+        <w:sz w:val="16"/>
+        <w:szCs w:val="16"/>
+        <w:lang w:val="en-US"/>
+      </w:rPr>
+      <w:t xml:space="preserve"> </w:t>
+    </w:r>
+    <w:r>
+      <w:rPr>
+        <w:rFonts w:ascii="Times New Roman" w:hAnsi="Times New Roman" w:cs="Times New Roman"/>
+        <w:sz w:val="16"/>
+        <w:szCs w:val="16"/>
+        <w:lang w:val="en-US"/>
+      </w:rPr>
+      <w:t>{{KP_SELLER_LEGAL_ENTITY_DIRECTOR_PHONE}}</w:t>
+    </w:r>
+    <w:bookmarkEnd w:id="1"/>
   </w:p>
+</w:ftr>
+</file>
+
+<file path=word/footer3.xml><?xml version="1.0" encoding="utf-8"?>
+<w:ftr xmlns:wpc="http://schemas.microsoft.com/office/word/2010/wordprocessingCanvas" xmlns:cx="http://schemas.microsoft.com/office/drawing/2014/chartex" xmlns:cx1="http://schemas.microsoft.com/office/drawing/2015/9/8/chartex" xmlns:cx2="http://schemas.microsoft.com/office/drawing/2015/10/21/chartex" xmlns:cx3="http://schemas.microsoft.com/office/drawing/2016/5/9/chartex" xmlns:cx4="http://schemas.microsoft.com/office/drawing/2016/5/10/chartex" xmlns:cx5="http://schemas.microsoft.com/office/drawing/2016/5/11/chartex" xmlns:cx6="http://schemas.microsoft.com/office/drawing/2016/5/12/chartex" xmlns:cx7="http://schemas.microsoft.com/office/drawing/2016/5/13/chartex" xmlns:cx8="http://schemas.microsoft.com/office/drawing/2016/5/14/chartex" xmlns:mc="http://schemas.openxmlformats.org/markup-compatibility/2006" xmlns:aink="http://schemas.microsoft.com/office/drawing/2016/ink" xmlns:am3d="http://schemas.microsoft.com/office/drawing/2017/model3d" xmlns:o="urn:schemas-microsoft-com:office:office" xmlns:r="http://schemas.openxmlformats.org/officeDocument/2006/relationships" xmlns:m="http://schemas.openxmlformats.org/officeDocument/2006/math" xmlns:v="urn:schemas-microsoft-com:vml" xmlns:wp14="http://schemas.microsoft.com/office/word/2010/wordprocessingDrawing" xmlns:wp="http://schemas.openxmlformats.org/drawingml/2006/wordprocessingDrawing" xmlns:w10="urn:schemas-microsoft-com:office:word" xmlns:w="http://schemas.openxmlformats.org/wordprocessingml/2006/main" xmlns:w14="http://schemas.microsoft.com/office/word/2010/wordml" xmlns:w15="http://schemas.microsoft.com/office/word/2012/wordml" xmlns:w16cid="http://schemas.microsoft.com/office/word/2016/wordml/cid" xmlns:w16se="http://schemas.microsoft.com/office/word/2015/wordml/symex" xmlns:wpg="http://schemas.microsoft.com/office/word/2010/wordprocessingGroup" xmlns:wpi="http://schemas.microsoft.com/office/word/2010/wordprocessingInk" xmlns:wne="http://schemas.microsoft.com/office/word/2006/wordml" xmlns:wps="http://schemas.microsoft.com/office/word/2010/wordprocessingShape" mc:Ignorable="w14 w15 w16se w16cid wp14">
   <w:p>
     <w:pPr>
       <w:pStyle w:val="a8"/>
-      <w:jc w:val="center"/>
-      <w:rPr>
-        <w:rFonts w:ascii="Times New Roman" w:hAnsi="Times New Roman" w:cs="Times New Roman"/>
-        <w:sz w:val="20"/>
-        <w:szCs w:val="20"/>
-        <w:lang w:val="en-US"/>
-      </w:rPr>
-    </w:pPr>
-    <w:r>
-      <w:rPr>
-        <w:rFonts w:ascii="Times New Roman" w:hAnsi="Times New Roman" w:cs="Times New Roman"/>
-        <w:sz w:val="20"/>
-        <w:szCs w:val="20"/>
-        <w:lang w:val="en-US"/>
-      </w:rPr>
-      <w:t>{{KP_SELLER_LEGAL_ENTITY_BANK_DETAILS}}</w:t>
-    </w:r>
-  </w:p>
-  <w:p>
-    <w:pPr>
-      <w:pStyle w:val="a8"/>
-      <w:jc w:val="center"/>
-      <w:rPr>
-        <w:rFonts w:ascii="Times New Roman" w:hAnsi="Times New Roman" w:cs="Times New Roman"/>
-        <w:sz w:val="20"/>
-        <w:szCs w:val="20"/>
-        <w:lang w:val="en-US"/>
-      </w:rPr>
-    </w:pPr>
-    <w:r>
-      <w:rPr>
-        <w:rFonts w:ascii="Times New Roman" w:hAnsi="Times New Roman" w:cs="Times New Roman"/>
-        <w:sz w:val="20"/>
-        <w:szCs w:val="20"/>
-      </w:rPr>
-      <w:t>Генеральный</w:t>
-    </w:r>
-    <w:r>
-      <w:rPr>
-        <w:rFonts w:ascii="Times New Roman" w:hAnsi="Times New Roman" w:cs="Times New Roman"/>
-        <w:sz w:val="20"/>
-        <w:szCs w:val="20"/>
-        <w:lang w:val="en-US"/>
-      </w:rPr>
-      <w:t xml:space="preserve"> </w:t>
-    </w:r>
-    <w:r>
-      <w:rPr>
-        <w:rFonts w:ascii="Times New Roman" w:hAnsi="Times New Roman" w:cs="Times New Roman"/>
-        <w:sz w:val="20"/>
-        <w:szCs w:val="20"/>
-      </w:rPr>
-      <w:t>директор</w:t>
-    </w:r>
-    <w:r>
-      <w:rPr>
-        <w:rFonts w:ascii="Times New Roman" w:hAnsi="Times New Roman" w:cs="Times New Roman"/>
-        <w:sz w:val="20"/>
-        <w:szCs w:val="20"/>
-        <w:lang w:val="en-US"/>
-      </w:rPr>
-      <w:t xml:space="preserve"> {{KP_SELLER_LEGAL_ENTITY_DIRECTOR}}, </w:t>
-    </w:r>
-    <w:r>
-      <w:rPr>
-        <w:rFonts w:ascii="Times New Roman" w:hAnsi="Times New Roman" w:cs="Times New Roman"/>
-        <w:sz w:val="20"/>
-        <w:szCs w:val="20"/>
-      </w:rPr>
-      <w:t>Тел</w:t>
-    </w:r>
-    <w:r>
-      <w:rPr>
-        <w:rFonts w:ascii="Times New Roman" w:hAnsi="Times New Roman" w:cs="Times New Roman"/>
-        <w:sz w:val="20"/>
-        <w:szCs w:val="20"/>
-        <w:lang w:val="en-US"/>
-      </w:rPr>
-      <w:t>. {{KP_SELLER_LEGAL_ENTITY_DIRECTOR_PHONE}}</w:t>
-    </w:r>
-  </w:p>
-  <w:p>
-    <w:pPr>
-      <w:pStyle w:val="a8"/>
-      <w:rPr>
-        <w:rFonts w:ascii="Times New Roman" w:hAnsi="Times New Roman" w:cs="Times New Roman"/>
-        <w:sz w:val="20"/>
-        <w:szCs w:val="20"/>
-        <w:lang w:val="en-US"/>
-      </w:rPr>
     </w:pPr>
   </w:p>
 </w:ftr>
@@ -1358,6 +1385,16 @@
 </file>
 
 <file path=word/header1.xml><?xml version="1.0" encoding="utf-8"?>
+<w:hdr xmlns:wpc="http://schemas.microsoft.com/office/word/2010/wordprocessingCanvas" xmlns:cx="http://schemas.microsoft.com/office/drawing/2014/chartex" xmlns:cx1="http://schemas.microsoft.com/office/drawing/2015/9/8/chartex" xmlns:cx2="http://schemas.microsoft.com/office/drawing/2015/10/21/chartex" xmlns:cx3="http://schemas.microsoft.com/office/drawing/2016/5/9/chartex" xmlns:cx4="http://schemas.microsoft.com/office/drawing/2016/5/10/chartex" xmlns:cx5="http://schemas.microsoft.com/office/drawing/2016/5/11/chartex" xmlns:cx6="http://schemas.microsoft.com/office/drawing/2016/5/12/chartex" xmlns:cx7="http://schemas.microsoft.com/office/drawing/2016/5/13/chartex" xmlns:cx8="http://schemas.microsoft.com/office/drawing/2016/5/14/chartex" xmlns:mc="http://schemas.openxmlformats.org/markup-compatibility/2006" xmlns:aink="http://schemas.microsoft.com/office/drawing/2016/ink" xmlns:am3d="http://schemas.microsoft.com/office/drawing/2017/model3d" xmlns:o="urn:schemas-microsoft-com:office:office" xmlns:r="http://schemas.openxmlformats.org/officeDocument/2006/relationships" xmlns:m="http://schemas.openxmlformats.org/officeDocument/2006/math" xmlns:v="urn:schemas-microsoft-com:vml" xmlns:wp14="http://schemas.microsoft.com/office/word/2010/wordprocessingDrawing" xmlns:wp="http://schemas.openxmlformats.org/drawingml/2006/wordprocessingDrawing" xmlns:w10="urn:schemas-microsoft-com:office:word" xmlns:w="http://schemas.openxmlformats.org/wordprocessingml/2006/main" xmlns:w14="http://schemas.microsoft.com/office/word/2010/wordml" xmlns:w15="http://schemas.microsoft.com/office/word/2012/wordml" xmlns:w16cid="http://schemas.microsoft.com/office/word/2016/wordml/cid" xmlns:w16se="http://schemas.microsoft.com/office/word/2015/wordml/symex" xmlns:wpg="http://schemas.microsoft.com/office/word/2010/wordprocessingGroup" xmlns:wpi="http://schemas.microsoft.com/office/word/2010/wordprocessingInk" xmlns:wne="http://schemas.microsoft.com/office/word/2006/wordml" xmlns:wps="http://schemas.microsoft.com/office/word/2010/wordprocessingShape" mc:Ignorable="w14 w15 w16se w16cid wp14">
+  <w:p>
+    <w:pPr>
+      <w:pStyle w:val="a6"/>
+    </w:pPr>
+  </w:p>
+</w:hdr>
+</file>
+
+<file path=word/header2.xml><?xml version="1.0" encoding="utf-8"?>
 <w:hdr xmlns:wpc="http://schemas.microsoft.com/office/word/2010/wordprocessingCanvas" xmlns:cx="http://schemas.microsoft.com/office/drawing/2014/chartex" xmlns:cx1="http://schemas.microsoft.com/office/drawing/2015/9/8/chartex" xmlns:cx2="http://schemas.microsoft.com/office/drawing/2015/10/21/chartex" xmlns:cx3="http://schemas.microsoft.com/office/drawing/2016/5/9/chartex" xmlns:cx4="http://schemas.microsoft.com/office/drawing/2016/5/10/chartex" xmlns:cx5="http://schemas.microsoft.com/office/drawing/2016/5/11/chartex" xmlns:cx6="http://schemas.microsoft.com/office/drawing/2016/5/12/chartex" xmlns:cx7="http://schemas.microsoft.com/office/drawing/2016/5/13/chartex" xmlns:cx8="http://schemas.microsoft.com/office/drawing/2016/5/14/chartex" xmlns:mc="http://schemas.openxmlformats.org/markup-compatibility/2006" xmlns:aink="http://schemas.microsoft.com/office/drawing/2016/ink" xmlns:am3d="http://schemas.microsoft.com/office/drawing/2017/model3d" xmlns:o="urn:schemas-microsoft-com:office:office" xmlns:r="http://schemas.openxmlformats.org/officeDocument/2006/relationships" xmlns:m="http://schemas.openxmlformats.org/officeDocument/2006/math" xmlns:v="urn:schemas-microsoft-com:vml" xmlns:wp14="http://schemas.microsoft.com/office/word/2010/wordprocessingDrawing" xmlns:wp="http://schemas.openxmlformats.org/drawingml/2006/wordprocessingDrawing" xmlns:w10="urn:schemas-microsoft-com:office:word" xmlns:w="http://schemas.openxmlformats.org/wordprocessingml/2006/main" xmlns:w14="http://schemas.microsoft.com/office/word/2010/wordml" xmlns:w15="http://schemas.microsoft.com/office/word/2012/wordml" xmlns:w16cid="http://schemas.microsoft.com/office/word/2016/wordml/cid" xmlns:w16se="http://schemas.microsoft.com/office/word/2015/wordml/symex" xmlns:wpg="http://schemas.microsoft.com/office/word/2010/wordprocessingGroup" xmlns:wpi="http://schemas.microsoft.com/office/word/2010/wordprocessingInk" xmlns:wne="http://schemas.microsoft.com/office/word/2006/wordml" xmlns:wps="http://schemas.microsoft.com/office/word/2010/wordprocessingShape" mc:Ignorable="w14 w15 w16se w16cid wp14">
   <w:p>
     <w:pPr>
@@ -1429,6 +1466,16 @@
         </wp:anchor>
       </w:drawing>
     </w:r>
+  </w:p>
+</w:hdr>
+</file>
+
+<file path=word/header3.xml><?xml version="1.0" encoding="utf-8"?>
+<w:hdr xmlns:wpc="http://schemas.microsoft.com/office/word/2010/wordprocessingCanvas" xmlns:cx="http://schemas.microsoft.com/office/drawing/2014/chartex" xmlns:cx1="http://schemas.microsoft.com/office/drawing/2015/9/8/chartex" xmlns:cx2="http://schemas.microsoft.com/office/drawing/2015/10/21/chartex" xmlns:cx3="http://schemas.microsoft.com/office/drawing/2016/5/9/chartex" xmlns:cx4="http://schemas.microsoft.com/office/drawing/2016/5/10/chartex" xmlns:cx5="http://schemas.microsoft.com/office/drawing/2016/5/11/chartex" xmlns:cx6="http://schemas.microsoft.com/office/drawing/2016/5/12/chartex" xmlns:cx7="http://schemas.microsoft.com/office/drawing/2016/5/13/chartex" xmlns:cx8="http://schemas.microsoft.com/office/drawing/2016/5/14/chartex" xmlns:mc="http://schemas.openxmlformats.org/markup-compatibility/2006" xmlns:aink="http://schemas.microsoft.com/office/drawing/2016/ink" xmlns:am3d="http://schemas.microsoft.com/office/drawing/2017/model3d" xmlns:o="urn:schemas-microsoft-com:office:office" xmlns:r="http://schemas.openxmlformats.org/officeDocument/2006/relationships" xmlns:m="http://schemas.openxmlformats.org/officeDocument/2006/math" xmlns:v="urn:schemas-microsoft-com:vml" xmlns:wp14="http://schemas.microsoft.com/office/word/2010/wordprocessingDrawing" xmlns:wp="http://schemas.openxmlformats.org/drawingml/2006/wordprocessingDrawing" xmlns:w10="urn:schemas-microsoft-com:office:word" xmlns:w="http://schemas.openxmlformats.org/wordprocessingml/2006/main" xmlns:w14="http://schemas.microsoft.com/office/word/2010/wordml" xmlns:w15="http://schemas.microsoft.com/office/word/2012/wordml" xmlns:w16cid="http://schemas.microsoft.com/office/word/2016/wordml/cid" xmlns:w16se="http://schemas.microsoft.com/office/word/2015/wordml/symex" xmlns:wpg="http://schemas.microsoft.com/office/word/2010/wordprocessingGroup" xmlns:wpi="http://schemas.microsoft.com/office/word/2010/wordprocessingInk" xmlns:wne="http://schemas.microsoft.com/office/word/2006/wordml" xmlns:wps="http://schemas.microsoft.com/office/word/2010/wordprocessingShape" mc:Ignorable="w14 w15 w16se w16cid wp14">
+  <w:p>
+    <w:pPr>
+      <w:pStyle w:val="a6"/>
+    </w:pPr>
   </w:p>
 </w:hdr>
 </file>
@@ -2796,7 +2843,7 @@
 </file>
 
 <file path=customXml/itemProps1.xml><?xml version="1.0" encoding="utf-8"?>
-<ds:datastoreItem xmlns:ds="http://schemas.openxmlformats.org/officeDocument/2006/customXml" ds:itemID="{EBE83105-AB8D-4731-9FB1-73A537E9D9EC}">
+<ds:datastoreItem xmlns:ds="http://schemas.openxmlformats.org/officeDocument/2006/customXml" ds:itemID="{A18888F4-AC79-4CBA-B862-FA5D25A1422B}">
   <ds:schemaRefs>
     <ds:schemaRef ds:uri="http://schemas.openxmlformats.org/officeDocument/2006/bibliography"/>
   </ds:schemaRefs>

--- a/public/template_kp_other.docx
+++ b/public/template_kp_other.docx
@@ -1148,6 +1148,71 @@
         </w:rPr>
       </w:pPr>
     </w:p>
+    <w:p>
+      <w:pPr>
+        <w:rPr>
+          <w:rFonts w:ascii="Times New Roman" w:hAnsi="Times New Roman" w:cs="Times New Roman"/>
+        </w:rPr>
+      </w:pPr>
+    </w:p>
+    <w:p>
+      <w:pPr>
+        <w:rPr>
+          <w:rFonts w:ascii="Times New Roman" w:hAnsi="Times New Roman" w:cs="Times New Roman"/>
+        </w:rPr>
+      </w:pPr>
+    </w:p>
+    <w:p>
+      <w:pPr>
+        <w:rPr>
+          <w:rFonts w:ascii="Times New Roman" w:hAnsi="Times New Roman" w:cs="Times New Roman"/>
+        </w:rPr>
+      </w:pPr>
+    </w:p>
+    <w:p>
+      <w:pPr>
+        <w:rPr>
+          <w:rFonts w:ascii="Times New Roman" w:hAnsi="Times New Roman" w:cs="Times New Roman"/>
+        </w:rPr>
+      </w:pPr>
+    </w:p>
+    <w:p>
+      <w:pPr>
+        <w:rPr>
+          <w:rFonts w:ascii="Times New Roman" w:hAnsi="Times New Roman" w:cs="Times New Roman"/>
+        </w:rPr>
+      </w:pPr>
+    </w:p>
+    <w:p>
+      <w:pPr>
+        <w:rPr>
+          <w:rFonts w:ascii="Times New Roman" w:hAnsi="Times New Roman" w:cs="Times New Roman"/>
+        </w:rPr>
+      </w:pPr>
+    </w:p>
+    <w:p>
+      <w:pPr>
+        <w:rPr>
+          <w:rFonts w:ascii="Times New Roman" w:hAnsi="Times New Roman" w:cs="Times New Roman"/>
+        </w:rPr>
+      </w:pPr>
+    </w:p>
+    <w:p>
+      <w:pPr>
+        <w:tabs>
+          <w:tab w:val="left" w:pos="3478"/>
+        </w:tabs>
+        <w:rPr>
+          <w:rFonts w:ascii="Times New Roman" w:hAnsi="Times New Roman" w:cs="Times New Roman"/>
+        </w:rPr>
+      </w:pPr>
+      <w:r>
+        <w:rPr>
+          <w:rFonts w:ascii="Times New Roman" w:hAnsi="Times New Roman" w:cs="Times New Roman"/>
+        </w:rPr>
+        <w:tab/>
+      </w:r>
+    </w:p>
     <w:sectPr>
       <w:headerReference w:type="even" r:id="rId8"/>
       <w:headerReference w:type="default" r:id="rId9"/>
@@ -1207,16 +1272,15 @@
       <w:jc w:val="center"/>
       <w:rPr>
         <w:rFonts w:ascii="Times New Roman" w:hAnsi="Times New Roman" w:cs="Times New Roman"/>
-        <w:sz w:val="16"/>
+        <w:sz w:val="20"/>
         <w:szCs w:val="16"/>
         <w:lang w:val="en-US"/>
       </w:rPr>
     </w:pPr>
-    <w:bookmarkStart w:id="1" w:name="_GoBack"/>
     <w:r>
       <w:rPr>
         <w:rFonts w:ascii="Times New Roman" w:hAnsi="Times New Roman" w:cs="Times New Roman"/>
-        <w:sz w:val="16"/>
+        <w:sz w:val="20"/>
         <w:szCs w:val="16"/>
         <w:lang w:val="en-US"/>
       </w:rPr>
@@ -1225,7 +1289,7 @@
     <w:r>
       <w:rPr>
         <w:rFonts w:ascii="Times New Roman" w:hAnsi="Times New Roman" w:cs="Times New Roman"/>
-        <w:sz w:val="16"/>
+        <w:sz w:val="20"/>
         <w:szCs w:val="16"/>
         <w:lang w:val="en-US"/>
       </w:rPr>
@@ -1234,7 +1298,7 @@
     <w:r>
       <w:rPr>
         <w:rFonts w:ascii="Times New Roman" w:hAnsi="Times New Roman" w:cs="Times New Roman"/>
-        <w:sz w:val="16"/>
+        <w:sz w:val="20"/>
         <w:szCs w:val="16"/>
         <w:lang w:val="en-US"/>
       </w:rPr>
@@ -1243,7 +1307,7 @@
     <w:r>
       <w:rPr>
         <w:rFonts w:ascii="Times New Roman" w:hAnsi="Times New Roman" w:cs="Times New Roman"/>
-        <w:sz w:val="16"/>
+        <w:sz w:val="20"/>
         <w:szCs w:val="16"/>
         <w:lang w:val="en-US"/>
       </w:rPr>
@@ -1252,7 +1316,7 @@
     <w:r>
       <w:rPr>
         <w:rFonts w:ascii="Times New Roman" w:hAnsi="Times New Roman" w:cs="Times New Roman"/>
-        <w:sz w:val="16"/>
+        <w:sz w:val="20"/>
         <w:szCs w:val="16"/>
         <w:lang w:val="en-US"/>
       </w:rPr>
@@ -1261,7 +1325,7 @@
     <w:r>
       <w:rPr>
         <w:rFonts w:ascii="Times New Roman" w:hAnsi="Times New Roman" w:cs="Times New Roman"/>
-        <w:sz w:val="16"/>
+        <w:sz w:val="20"/>
         <w:szCs w:val="16"/>
         <w:lang w:val="en-US"/>
       </w:rPr>
@@ -1270,7 +1334,7 @@
     <w:r>
       <w:rPr>
         <w:rFonts w:ascii="Times New Roman" w:hAnsi="Times New Roman" w:cs="Times New Roman"/>
-        <w:sz w:val="16"/>
+        <w:sz w:val="20"/>
         <w:szCs w:val="16"/>
       </w:rPr>
       <w:t>Генеральный</w:t>
@@ -1278,7 +1342,7 @@
     <w:r>
       <w:rPr>
         <w:rFonts w:ascii="Times New Roman" w:hAnsi="Times New Roman" w:cs="Times New Roman"/>
-        <w:sz w:val="16"/>
+        <w:sz w:val="20"/>
         <w:szCs w:val="16"/>
         <w:lang w:val="en-US"/>
       </w:rPr>
@@ -1287,7 +1351,7 @@
     <w:r>
       <w:rPr>
         <w:rFonts w:ascii="Times New Roman" w:hAnsi="Times New Roman" w:cs="Times New Roman"/>
-        <w:sz w:val="16"/>
+        <w:sz w:val="20"/>
         <w:szCs w:val="16"/>
       </w:rPr>
       <w:t>директор</w:t>
@@ -1295,7 +1359,7 @@
     <w:r>
       <w:rPr>
         <w:rFonts w:ascii="Times New Roman" w:hAnsi="Times New Roman" w:cs="Times New Roman"/>
-        <w:sz w:val="16"/>
+        <w:sz w:val="20"/>
         <w:szCs w:val="16"/>
         <w:lang w:val="en-US"/>
       </w:rPr>
@@ -1304,7 +1368,7 @@
     <w:r>
       <w:rPr>
         <w:rFonts w:ascii="Times New Roman" w:hAnsi="Times New Roman" w:cs="Times New Roman"/>
-        <w:sz w:val="16"/>
+        <w:sz w:val="20"/>
         <w:szCs w:val="16"/>
       </w:rPr>
       <w:t>Т</w:t>
@@ -1312,7 +1376,7 @@
     <w:r>
       <w:rPr>
         <w:rFonts w:ascii="Times New Roman" w:hAnsi="Times New Roman" w:cs="Times New Roman"/>
-        <w:sz w:val="16"/>
+        <w:sz w:val="20"/>
         <w:szCs w:val="16"/>
       </w:rPr>
       <w:t>ел</w:t>
@@ -1320,7 +1384,7 @@
     <w:r>
       <w:rPr>
         <w:rFonts w:ascii="Times New Roman" w:hAnsi="Times New Roman" w:cs="Times New Roman"/>
-        <w:sz w:val="16"/>
+        <w:sz w:val="20"/>
         <w:szCs w:val="16"/>
         <w:lang w:val="en-US"/>
       </w:rPr>
@@ -1329,7 +1393,7 @@
     <w:r>
       <w:rPr>
         <w:rFonts w:ascii="Times New Roman" w:hAnsi="Times New Roman" w:cs="Times New Roman"/>
-        <w:sz w:val="16"/>
+        <w:sz w:val="20"/>
         <w:szCs w:val="16"/>
         <w:lang w:val="en-US"/>
       </w:rPr>
@@ -1338,13 +1402,12 @@
     <w:r>
       <w:rPr>
         <w:rFonts w:ascii="Times New Roman" w:hAnsi="Times New Roman" w:cs="Times New Roman"/>
-        <w:sz w:val="16"/>
+        <w:sz w:val="20"/>
         <w:szCs w:val="16"/>
         <w:lang w:val="en-US"/>
       </w:rPr>
       <w:t>{{KP_SELLER_LEGAL_ENTITY_DIRECTOR_PHONE}}</w:t>
     </w:r>
-    <w:bookmarkEnd w:id="1"/>
   </w:p>
 </w:ftr>
 </file>
@@ -1407,65 +1470,40 @@
     <w:r>
       <w:rPr>
         <w:noProof/>
-        <w:lang w:eastAsia="ru-RU"/>
-      </w:rPr>
-      <w:drawing>
-        <wp:anchor distT="0" distB="0" distL="114300" distR="114300" simplePos="0" relativeHeight="251658240" behindDoc="0" locked="0" layoutInCell="1" allowOverlap="1" wp14:anchorId="38928395" wp14:editId="77A6D2E0">
-          <wp:simplePos x="0" y="0"/>
-          <wp:positionH relativeFrom="margin">
-            <wp:align>center</wp:align>
-          </wp:positionH>
-          <wp:positionV relativeFrom="paragraph">
-            <wp:posOffset>83185</wp:posOffset>
-          </wp:positionV>
-          <wp:extent cx="1120140" cy="1051560"/>
-          <wp:effectExtent l="0" t="0" r="0" b="0"/>
-          <wp:wrapTopAndBottom/>
-          <wp:docPr id="1" name="Рисунок 1" descr="C:\Users\architile_kzn\Downloads\Archihub_ logo RGB (2).png"/>
-          <wp:cNvGraphicFramePr>
-            <a:graphicFrameLocks xmlns:a="http://schemas.openxmlformats.org/drawingml/2006/main" noChangeAspect="1"/>
-          </wp:cNvGraphicFramePr>
-          <a:graphic xmlns:a="http://schemas.openxmlformats.org/drawingml/2006/main">
-            <a:graphicData uri="http://schemas.openxmlformats.org/drawingml/2006/picture">
-              <pic:pic xmlns:pic="http://schemas.openxmlformats.org/drawingml/2006/picture">
-                <pic:nvPicPr>
-                  <pic:cNvPr id="0" name="Picture 1" descr="C:\Users\architile_kzn\Downloads\Archihub_ logo RGB (2).png"/>
-                  <pic:cNvPicPr>
-                    <a:picLocks noChangeAspect="1" noChangeArrowheads="1"/>
-                  </pic:cNvPicPr>
-                </pic:nvPicPr>
-                <pic:blipFill>
-                  <a:blip r:embed="rId1">
-                    <a:extLst>
-                      <a:ext uri="{28A0092B-C50C-407E-A947-70E740481C1C}">
-                        <a14:useLocalDpi xmlns:a14="http://schemas.microsoft.com/office/drawing/2010/main" val="0"/>
-                      </a:ext>
-                    </a:extLst>
-                  </a:blip>
-                  <a:srcRect/>
-                  <a:stretch>
-                    <a:fillRect/>
-                  </a:stretch>
-                </pic:blipFill>
-                <pic:spPr bwMode="auto">
-                  <a:xfrm>
-                    <a:off x="0" y="0"/>
-                    <a:ext cx="1120140" cy="1051560"/>
-                  </a:xfrm>
-                  <a:prstGeom prst="rect">
-                    <a:avLst/>
-                  </a:prstGeom>
-                  <a:noFill/>
-                  <a:ln>
-                    <a:noFill/>
-                  </a:ln>
-                </pic:spPr>
-              </pic:pic>
-            </a:graphicData>
-          </a:graphic>
-        </wp:anchor>
-      </w:drawing>
+        <w:lang w:val="en-US"/>
+      </w:rPr>
+      <w:t>{{</w:t>
     </w:r>
+    <w:r>
+      <w:rPr>
+        <w:noProof/>
+        <w:lang w:val="en-US"/>
+      </w:rPr>
+      <w:t>COMPANY</w:t>
+    </w:r>
+    <w:r>
+      <w:rPr>
+        <w:noProof/>
+        <w:lang w:val="en-US"/>
+      </w:rPr>
+      <w:t>_</w:t>
+    </w:r>
+    <w:r>
+      <w:rPr>
+        <w:noProof/>
+        <w:lang w:val="en-US"/>
+      </w:rPr>
+      <w:t>LOGO</w:t>
+    </w:r>
+    <w:r>
+      <w:rPr>
+        <w:noProof/>
+        <w:lang w:val="en-US"/>
+      </w:rPr>
+      <w:t>}}</w:t>
+    </w:r>
+    <w:bookmarkStart w:id="1" w:name="_GoBack"/>
+    <w:bookmarkEnd w:id="1"/>
   </w:p>
 </w:hdr>
 </file>
@@ -2843,7 +2881,7 @@
 </file>
 
 <file path=customXml/itemProps1.xml><?xml version="1.0" encoding="utf-8"?>
-<ds:datastoreItem xmlns:ds="http://schemas.openxmlformats.org/officeDocument/2006/customXml" ds:itemID="{A18888F4-AC79-4CBA-B862-FA5D25A1422B}">
+<ds:datastoreItem xmlns:ds="http://schemas.openxmlformats.org/officeDocument/2006/customXml" ds:itemID="{81B2C992-D3B4-42EC-ACF0-06F016B9B35F}">
   <ds:schemaRefs>
     <ds:schemaRef ds:uri="http://schemas.openxmlformats.org/officeDocument/2006/bibliography"/>
   </ds:schemaRefs>
